--- a/public/PV-System-Tehnicheskaya-dokumentaciya.docx
+++ b/public/PV-System-Tehnicheskaya-dokumentaciya.docx
@@ -1344,7 +1344,7 @@
         <w:pStyle w:val="ListBullet"/>
       </w:pPr>
       <w:r>
-        <w:t>подключение к сети Интернет (для серверных расчётов, лицензирования и обновлений).</w:t>
+        <w:t>подключение к сети Интернет (для серверных расчётов, лицензирования и обновлений); в межсетевом экране должен быть разрешён исходящий HTTPS-доступ (порт 443) к доменам пв-система.рф и functions.poehali.dev.</w:t>
       </w:r>
     </w:p>
     <w:p>
